--- a/MIMs-latest-ro.docx
+++ b/MIMs-latest-ro.docx
@@ -86,7 +86,7 @@
           <w:color w:val="003399"/>
           <w:sz w:val="52"/>
         </w:rPr>
-        <w:t>Listă de verificare pentru achiziții utilizând Mecanismele Minime de Interoperabilitate (MIM)</w:t>
+        <w:t>Listă de verificare pentru achiziții pe baza Mecanismelor Minime de Interoperabilitate (MIM)</w:t>
       </w:r>
     </w:p>
     <w:p>
@@ -101,7 +101,7 @@
           <w:color w:val="C2186F"/>
           <w:sz w:val="30"/>
         </w:rPr>
-        <w:t>Ce să includeți într-o achiziție pentru ca datele să rămână ale orașului</w:t>
+        <w:t>Ce să includeți în documentația de atribuire pentru ca orașul să păstreze controlul asupra datelor sale</w:t>
       </w:r>
     </w:p>
     <w:p>
@@ -116,7 +116,7 @@
           <w:color w:val="5A5A6E"/>
           <w:sz w:val="22"/>
         </w:rPr>
-        <w:t>Pentru MIMs Plus 9.0 de la OASC</w:t>
+        <w:t>Specificație: MIMs Plus 9.0 de la OASC</w:t>
       </w:r>
     </w:p>
     <w:p>
@@ -165,7 +165,7 @@
           <w:color w:val="003399"/>
           <w:sz w:val="36"/>
         </w:rPr>
-        <w:t>De ce acest ghid</w:t>
+        <w:t>Scopul acestui ghid</w:t>
       </w:r>
     </w:p>
     <w:p>
@@ -191,7 +191,7 @@
           <w:i w:val="0"/>
           <w:sz w:val="21"/>
         </w:rPr>
-        <w:t>Lucrurile nu trebuie să stea așa. Mecanismele Minime de Interoperabilitate (MIM), gestionate de Open &amp; Agile Smart Cities (OASC) și susținute prin mișcarea europeană living-in.eu, descriu cerințele tehnice minime care vă păstrează datele deschise, reutilizabile și independente de furnizor. Acestea sunt deliberat concise: nu o arhitectură masivă, ci doar acele câteva condiții necesare pentru ca sistemele să poată comunica între ele.</w:t>
+        <w:t>Lucrurile nu trebuie să stea așa. Mecanismele Minime de Interoperabilitate (MIM), gestionate de Open &amp; Agile Smart Cities (OASC) și susținute prin mișcarea europeană living-in.eu, descriu cerințele tehnice minime care vă păstrează datele deschise, reutilizabile și independente de furnizor. Acestea sunt deliberat concise: nu o arhitectură masivă, ci doar acele câteva condiții care trebuie îndeplinite pentru ca sistemele să poată schimba date.</w:t>
       </w:r>
     </w:p>
     <w:p>
@@ -204,7 +204,7 @@
           <w:i w:val="0"/>
           <w:sz w:val="21"/>
         </w:rPr>
-        <w:t>Nu trebuie să fiți inginer pentru a le folosi. Fiecare listă de verificare transformă un MIM în cerințe clare pe care le puteți prelua într-o documentație de atribuire, alături de justificarea modului în care fiecare vă protejează. Imediat după lista de verificare găsiți fiecare cerință a acelui MIM, cuvânt cu cuvânt, astfel încât colegii tehnici și ofertanții să poată verifica detaliile.</w:t>
+        <w:t>Nu este necesară o pregătire tehnică pentru a utiliza acest ghid. Fiecare listă de verificare transformă un MIM în puncte formulate clar pe care le puteți prelua într-o documentație de atribuire, alături de justificarea modului în care fiecare vă protejează. Imediat după lista de verificare găsiți fiecare cerință a acelui MIM, cuvânt cu cuvânt, astfel încât colegii tehnici și ofertanții să poată verifica detaliile.</w:t>
       </w:r>
     </w:p>
     <w:p>
@@ -268,7 +268,7 @@
           <w:color w:val="003399"/>
           <w:sz w:val="22"/>
         </w:rPr>
-        <w:t>Cum se aliniază MIM-urile cu legislația UE</w:t>
+        <w:t>Cum se corelează MIM-urile cu legislația UE</w:t>
       </w:r>
     </w:p>
     <w:tbl>
@@ -593,7 +593,7 @@
           <w:i w:val="0"/>
           <w:sz w:val="20"/>
         </w:rPr>
-        <w:t>Copiați cerințele bifate în specificațiile tehnice. Fiecare punct este redactat ca o formulare gata de preluat. Adăugați clauzele contractuale orizontale: implică costuri minime și previn dependența de furnizor.</w:t>
+        <w:t>Copiați cerințele bifate în caietul de sarcini. Fiecare punct este redactat ca o formulare gata de preluat. Adăugați clauzele contractuale orizontale: implică costuri minime și previn dependența de furnizor.</w:t>
       </w:r>
     </w:p>
     <w:p>
@@ -839,7 +839,7 @@
                 <w:i w:val="0"/>
                 <w:sz w:val="19"/>
               </w:rPr>
-              <w:t>Cerințele din listă folosesc „trebuie” chiar și acolo unde specificația doar recomandă (ar trebui) sau indică o soluție tehnică potențială. Aceasta este decizia autorității contractante.</w:t>
+              <w:t>Punctele din lista de verificare formulează fiecare element ca o cerință chiar și acolo unde specificația doar recomandă (ar trebui) sau indică un mecanism potențial. Aceasta este decizia autorității contractante.</w:t>
             </w:r>
           </w:p>
         </w:tc>
@@ -888,7 +888,7 @@
           <w:i w:val="0"/>
           <w:sz w:val="21"/>
         </w:rPr>
-        <w:t>Șapte mecanisme concise, un singur obiectiv: datele rămân ale dumneavoastră, iar sistemele pot comunica între ele.</w:t>
+        <w:t>Șapte mecanisme concise, un singur obiectiv: datele rămân sub controlul orașului, iar sistemele funcționează împreună.</w:t>
       </w:r>
     </w:p>
     <w:p>
@@ -1351,7 +1351,7 @@
           <w:i w:val="0"/>
           <w:sz w:val="19"/>
         </w:rPr>
-        <w:t>Strategia de ieșire, drepturile asupra datelor, stabilitatea API-urilor.</w:t>
+        <w:t>Ieșire, drepturi asupra datelor, stabilitatea API-urilor.</w:t>
       </w:r>
     </w:p>
     <w:p>
@@ -1740,7 +1740,7 @@
           <w:i w:val="0"/>
           <w:sz w:val="20"/>
         </w:rPr>
-        <w:t>Erorile, mecanismele de stocare temporară și limitele de rată respectă standardele HTTP și sunt documentate.</w:t>
+        <w:t>Erorile, mecanismele de caching și limitarea ratei (rate limiting) respectă convențiile HTTP standard și sunt documentate.</w:t>
       </w:r>
     </w:p>
     <w:p>
@@ -1945,7 +1945,7 @@
                 <w:i w:val="0"/>
                 <w:sz w:val="18"/>
               </w:rPr>
-              <w:t>Tarifarea per interogare pentru accesul la datele proprii ale orașului (a se vedea clauza „Fără costuri per utilizator / per interogare”).</w:t>
+              <w:t>Tarifarea per interogare pentru accesul la datele proprii ale orașului (a se vedea clauza „Fără taxe pentru datele proprii”).</w:t>
             </w:r>
           </w:p>
         </w:tc>
@@ -2218,7 +2218,7 @@
                 <w:i w:val="0"/>
                 <w:sz w:val="16"/>
               </w:rPr>
-              <w:t>Modelele de date utilizate de încărcături ar trebui să fie specificate (a se vedea MIM2)</w:t>
+              <w:t>Modelele de date utilizate de corpul mesajelor (payloads) ar trebui specificate (a se vedea MIM2)</w:t>
             </w:r>
           </w:p>
         </w:tc>
@@ -2480,19 +2480,19 @@
               <w:br/>
               <w:t>API-urile AR TREBUI să indice marca temporală a următoarei actualizări preconizate</w:t>
               <w:br/>
-              <w:t>API-urile AR TREBUI să suporte gestionarea explicită a versiunilor pentru punctele terminale</w:t>
+              <w:t>API-urile AR TREBUI să suporte versionarea explicită a endpoint-urilor</w:t>
               <w:br/>
-              <w:t>API-urile AR TREBUI să ofere exemple de încărcături sau interogări de test</w:t>
+              <w:t>API-urile AR TREBUI să ofere exemple de payload-uri sau interogări de test</w:t>
               <w:br/>
               <w:t>API-urile AR TREBUI să suporte antete HTTP standard de stocare temporară</w:t>
               <w:br/>
               <w:t>API-urile AR TREBUI să comunice starea limitelor de rată prin antete HTTP standard</w:t>
               <w:br/>
-              <w:t>API-urile AR TREBUI să returneze corpuri de eroare structurate</w:t>
+              <w:t>API-urile AR TREBUI să returneze mesaje de eroare structurate în corpul răspunsului</w:t>
               <w:br/>
               <w:t>API-urile POT suporta răspunsuri parțiale sau proiecții ale interogărilor</w:t>
               <w:br/>
-              <w:t>API-urile POT expune un punct terminal standard de sănătate/stare a sistemului</w:t>
+              <w:t>API-urile POT expune un endpoint standard de verificare a stării (health/status)</w:t>
             </w:r>
           </w:p>
         </w:tc>
@@ -3073,7 +3073,7 @@
           <w:color w:val="5A5A6E"/>
           <w:sz w:val="18"/>
         </w:rPr>
-        <w:t xml:space="preserve">Altfel, identificatorii devin inutilizabili la finalul contractului.   </w:t>
+        <w:t xml:space="preserve">Altfel identificatorii mor odată cu contractul.   </w:t>
       </w:r>
       <w:r>
         <w:rPr>
@@ -4206,7 +4206,7 @@
           <w:i w:val="0"/>
           <w:sz w:val="20"/>
         </w:rPr>
-        <w:t>Extensiile sunt livrate ca profiluri documentate peste modelul standard — niciodată ca versiuni private modificate.</w:t>
+        <w:t>Extensiile sunt livrate ca profiluri/adăugiri documentate peste modelul standard — niciodată ca un fork privat modificat.</w:t>
       </w:r>
     </w:p>
     <w:p>
@@ -4443,7 +4443,7 @@
                 <w:i w:val="0"/>
                 <w:sz w:val="18"/>
               </w:rPr>
-              <w:t>Documentația este disponibilă numai sub acord de confidențialitate (NDA).</w:t>
+              <w:t>Documentație disponibilă doar sub NDA.</w:t>
             </w:r>
           </w:p>
         </w:tc>
@@ -4985,7 +4985,7 @@
                 <w:color w:val="5A5A6E"/>
                 <w:sz w:val="16"/>
               </w:rPr>
-              <w:t>The documentation of the data transport format should be sufficient to allow the creation of non-proprietary application or interpretor that is able to reconstruct all the data stored in such a data format.</w:t>
+              <w:t>The documentation of the data transport format should be sufficient to allow the creation of non-proprietary application or interpretor [sic] that is able to reconstruct all the data stored in such a data format.</w:t>
             </w:r>
           </w:p>
         </w:tc>
@@ -5317,7 +5317,7 @@
           <w:i w:val="0"/>
           <w:sz w:val="20"/>
         </w:rPr>
-        <w:t>Nu toate datele unui oraș pot fi pur și simplu publicate: unele sunt comerciale, altele confidențiale. MIM3 reglementează partajarea sigură a acestora: un catalog accesibil, licențe-tip în locul unor clauze juridice concepute de la zero și reguli clare de guvernanță. Specificația formulează aproape întregul MIM3 sub formă de recomandare (a se vedea p. 3).</w:t>
+        <w:t>Nu toate datele unui oraș pot fi pur și simplu publicate: unele sunt comerciale, altele sensibile. MIM3 vizează partajarea în siguranță a celorlalte: un catalog pe care utilizatorii îl pot căuta, licențe din modele standardizate în locul unor texte juridice concepute de la zero și reguli de guvernanță pe care oricine le poate citi. Specificația formulează aproape întregul MIM3 sub formă de recomandare (a se vedea p. 3).</w:t>
       </w:r>
     </w:p>
     <w:p>
@@ -5362,7 +5362,7 @@
           <w:color w:val="5A5A6E"/>
           <w:sz w:val="18"/>
         </w:rPr>
-        <w:t xml:space="preserve">Datele pe care nu le găsește nimeni sunt date pe care nu le folosește nimeni.   </w:t>
+        <w:t xml:space="preserve">Datele pe care nu le poate găsi nimeni sunt date pe care nu le folosește nimeni.   </w:t>
       </w:r>
       <w:r>
         <w:rPr>
@@ -5402,7 +5402,7 @@
           <w:i w:val="0"/>
           <w:sz w:val="20"/>
         </w:rPr>
-        <w:t>Termenii și licențele de utilizare a datelor provin din modele standardizate (de ex. licențe deschise, acorduri-cadru de partajare), nu din texte juridice create ad-hoc.</w:t>
+        <w:t>Termenii și licențele de utilizare a datelor provin din modele standardizate bine cunoscute (de ex. licențe deschise, acorduri standard de partajare a datelor), nu din clauze juridice redactate ad-hoc pentru fiecare set de date.</w:t>
       </w:r>
     </w:p>
     <w:p>
@@ -5416,7 +5416,7 @@
           <w:color w:val="5A5A6E"/>
           <w:sz w:val="18"/>
         </w:rPr>
-        <w:t xml:space="preserve">Acordurile se scalează facil; aspectele juridice nu mai blochează procesul.   </w:t>
+        <w:t xml:space="preserve">Acordurile se scalează fără o revizuire juridică de la caz la caz.   </w:t>
       </w:r>
       <w:r>
         <w:rPr>
@@ -5456,7 +5456,7 @@
           <w:i w:val="0"/>
           <w:sz w:val="20"/>
         </w:rPr>
-        <w:t>Orașul poate stabili cine accesează fiecare resursă de date și în ce condiții, putând modifica aceste reguli fără asistența furnizorului.</w:t>
+        <w:t>Orașul poate stabili cine poate accesa fiecare resursă de date și în ce condiții, putând modifica aceste reguli fără intervenția furnizorului.</w:t>
       </w:r>
     </w:p>
     <w:p>
@@ -5470,7 +5470,7 @@
           <w:color w:val="5A5A6E"/>
           <w:sz w:val="18"/>
         </w:rPr>
-        <w:t xml:space="preserve">Guvernanța datelor rămâne exclusiv la nivelul autorității contractante.   </w:t>
+        <w:t xml:space="preserve">Guvernanța rămâne la municipalitate.   </w:t>
       </w:r>
       <w:r>
         <w:rPr>
@@ -5765,7 +5765,7 @@
                 <w:i w:val="0"/>
                 <w:sz w:val="16"/>
               </w:rPr>
-              <w:t>Orchestratorul unui ecosistem de date ar trebui să poată defini un model de guvernanță (de exemplu un regulament) care conturează regulile de membru, rolurile, responsabilitățile și obligațiile participanților la ecosistem, precum și principiile generale care guvernează schimbul de date între aceștia.</w:t>
+              <w:t>Orchestratorul unui ecosistem de date ar trebui să poată defini un model de guvernanță (de exemplu un regulament) care stabilește regulile de participare, rolurile, responsabilitățile și obligațiile participanților la ecosistem, precum și principiile generale care guvernează schimbul de date între aceștia.</w:t>
             </w:r>
           </w:p>
         </w:tc>
@@ -7223,7 +7223,7 @@
           <w:color w:val="003399"/>
           <w:sz w:val="36"/>
         </w:rPr>
-        <w:t>MIM6 · Sunt datele noastre în siguranță în tranzit și în utilizare?</w:t>
+        <w:t>MIM6 · Sunt datele noastre în siguranță?</w:t>
       </w:r>
     </w:p>
     <w:p>
@@ -7467,7 +7467,7 @@
           <w:i w:val="0"/>
           <w:sz w:val="20"/>
         </w:rPr>
-        <w:t>Furnizorul trebuie să demonstreze alinierea la ISO/IEC 27001:2022 (sau echivalent) pentru serviciul operat.</w:t>
+        <w:t>Ofertantul demonstrează alinierea la ISO/IEC 27001:2022 (sau echivalent) pentru serviciul pe care îl operează.</w:t>
       </w:r>
     </w:p>
     <w:p>
@@ -7481,7 +7481,7 @@
           <w:color w:val="5A5A6E"/>
           <w:sz w:val="18"/>
         </w:rPr>
-        <w:t xml:space="preserve">Securitatea este un proces continuu, nu o simplă bifă la recepție. Specificația menționează controalele ISO/IEC 27001, nu o certificare obligatorie.   </w:t>
+        <w:t xml:space="preserve">Securitatea este un proces continuu, nu o simplă bifă la recepție. Specificația citează controalele ISO/IEC 27001, nu o certificare.   </w:t>
       </w:r>
       <w:r>
         <w:rPr>
@@ -7586,7 +7586,7 @@
                 <w:i w:val="0"/>
                 <w:sz w:val="18"/>
               </w:rPr>
-              <w:t>În cazul unui incident, jurnalele indică cu exactitate ce s-a întâmplat și cine a fost implicat.</w:t>
+              <w:t>După un incident, jurnalele indică ce s-a întâmplat și cine a acționat.</w:t>
             </w:r>
           </w:p>
         </w:tc>
@@ -7628,7 +7628,7 @@
                 <w:i w:val="0"/>
                 <w:sz w:val="18"/>
               </w:rPr>
-              <w:t>Doar autentificare prin metode proprietare.</w:t>
+              <w:t>Doar autentificare proprietară.</w:t>
             </w:r>
           </w:p>
           <w:p>
@@ -7650,7 +7650,7 @@
                 <w:i w:val="0"/>
                 <w:sz w:val="18"/>
               </w:rPr>
-              <w:t>„Jurnalele de sistem sunt disponibile la cerere.”</w:t>
+              <w:t>„Jurnale disponibile la cerere.”</w:t>
             </w:r>
           </w:p>
           <w:p>
@@ -7672,7 +7672,7 @@
                 <w:i w:val="0"/>
                 <w:sz w:val="18"/>
               </w:rPr>
-              <w:t>Conturi de administrator utilizate în comun.</w:t>
+              <w:t>Conturi comune de administrator.</w:t>
             </w:r>
           </w:p>
         </w:tc>
@@ -7798,7 +7798,7 @@
                 <w:i w:val="0"/>
                 <w:sz w:val="16"/>
               </w:rPr>
-              <w:t>TREBUIE să fie stabilite și implementate reguli pentru a controla accesul fizic și logic la informații și la alte active asociate, pe baza cerințelor de afaceri și de securitate a informației. (ISO 27001 5.15 Controlul accesului)</w:t>
+              <w:t>TREBUIE să fie stabilite și implementate reguli pentru a controla accesul fizic și logic la informații și la alte active asociate, pe baza cerințelor operaționale și de securitate a informației. (ISO 27001 5.15 Controlul accesului)</w:t>
             </w:r>
           </w:p>
         </w:tc>
@@ -8649,7 +8649,7 @@
           <w:color w:val="5A5A6E"/>
           <w:sz w:val="18"/>
         </w:rPr>
-        <w:t xml:space="preserve">Fără costuri de licențiere pentru convertoare, fără formate blocate.   </w:t>
+        <w:t xml:space="preserve">Fără costuri de licențiere pentru convertoare, fără blocaje tehnologice.   </w:t>
       </w:r>
       <w:r>
         <w:rPr>
@@ -8818,7 +8818,7 @@
                 <w:i w:val="0"/>
                 <w:sz w:val="18"/>
               </w:rPr>
-              <w:t>O hartă unică a orașului în locul a zece vizualizatoare diferite de la furnizori.</w:t>
+              <w:t>O hartă a orașului în loc de zece vizualizatoare de la furnizori.</w:t>
             </w:r>
           </w:p>
           <w:p>
@@ -8926,7 +8926,7 @@
                 <w:i w:val="0"/>
                 <w:sz w:val="18"/>
               </w:rPr>
-              <w:t>„Export disponibil doar ca PDF/captură de ecran.”</w:t>
+              <w:t>„Export ca PDF/captură de ecran.”</w:t>
             </w:r>
           </w:p>
         </w:tc>
@@ -9590,7 +9590,7 @@
           <w:i w:val="0"/>
           <w:sz w:val="20"/>
         </w:rPr>
-        <w:t>Seturile de date, intrările modelelor și rezultatele simulărilor sunt accesibile prin API-uri (conform MIM0), nefiind captive în aplicație.</w:t>
+        <w:t>Seturile de date, intrările modelelor și rezultatele simulărilor sunt accesibile prin API-uri (conform MIM0), nefiind blocate în geamănul digital.</w:t>
       </w:r>
     </w:p>
     <w:p>
@@ -9604,7 +9604,7 @@
           <w:color w:val="5A5A6E"/>
           <w:sz w:val="18"/>
         </w:rPr>
-        <w:t xml:space="preserve">Rezultatele pot fi preluate în rapoarte, panouri de control și proiecte viitoare.   </w:t>
+        <w:t xml:space="preserve">Rezultatele pot fi preluate în rapoarte, tablouri de bord și proiecte viitoare.   </w:t>
       </w:r>
       <w:r>
         <w:rPr>
@@ -9658,7 +9658,7 @@
           <w:color w:val="5A5A6E"/>
           <w:sz w:val="18"/>
         </w:rPr>
-        <w:t xml:space="preserve">Un model hidrologic achiziționat poate fi reutilizat de mai multe departamente — și de alte orașe.   </w:t>
+        <w:t xml:space="preserve">Un model de simulare a inundațiilor achiziționat o singură dată poate fi reutilizat de mai multe departamente — și de alte orașe.   </w:t>
       </w:r>
       <w:r>
         <w:rPr>
@@ -9698,7 +9698,7 @@
           <w:i w:val="0"/>
           <w:sz w:val="20"/>
         </w:rPr>
-        <w:t>Rezultatele sunt generate în formate standard (GeoJSON, CityJSON, 3D Tiles, NetCDF…), compatibile cu aplicații independente de furnizor.</w:t>
+        <w:t>Rezultatele utilizează formate standard (GeoJSON, CityJSON, 3D Tiles, NetCDF…) lizibile de către instrumente terțe.</w:t>
       </w:r>
     </w:p>
     <w:p>
@@ -9827,7 +9827,7 @@
                 <w:i w:val="0"/>
                 <w:sz w:val="18"/>
               </w:rPr>
-              <w:t>Geamănul digital funcționează dincolo de ciclul de viață al unui contract sau al unui buget.</w:t>
+              <w:t>Geamănul supraviețuiește oricărui furnizor sau buget de proiect.</w:t>
             </w:r>
           </w:p>
           <w:p>
@@ -10412,7 +10412,7 @@
                 <w:i w:val="0"/>
                 <w:sz w:val="16"/>
               </w:rPr>
-              <w:t>Utilizarea fiabilă, de încredere și etică a metodelor inovatoare (LLM, IA agentică etc.) ar trebui să fie garantată. Părtinirea ar trebui minimizată acolo unde este cazul. Metodele utilizate pentru a garanta acest lucru ar trebui descrise.</w:t>
+              <w:t>Utilizarea fiabilă, de încredere și etică a metodelor inovatoare (LLM, IA agentică etc.) ar trebui să fie garantată. Erorile sistematice (bias-ul algoritmic) ar trebui minimizate acolo unde este cazul. Metodele utilizate pentru a garanta acest lucru ar trebui descrise.</w:t>
             </w:r>
           </w:p>
         </w:tc>
@@ -10510,7 +10510,7 @@
                 <w:i w:val="0"/>
                 <w:sz w:val="16"/>
               </w:rPr>
-              <w:t>Pentru ca datele să fie utilizate în modele de IA, proveniența și încrederea ar trebui să fie garantate. În unele cazuri, o sursă autorizată, cum ar fi o agenție guvernamentală, trebuie să fie indicată.</w:t>
+              <w:t>Pentru ca datele să fie utilizate în modele de IA, proveniența și încrederea ar trebui să fie garantate. În unele cazuri, trebuie indicată o sursă oficială (autentică), cum ar fi o agenție guvernamentală.</w:t>
             </w:r>
           </w:p>
         </w:tc>
@@ -10910,7 +10910,7 @@
                 <w:i w:val="0"/>
                 <w:sz w:val="16"/>
               </w:rPr>
-              <w:t>LDT suportă diferite tipuri de vizualizare interactivă, cum ar fi hărți 2D, scene 3D, panouri de control, rapoarte sau vizualizări destinate publicului.</w:t>
+              <w:t>LDT suportă diferite tipuri de vizualizare interactivă, cum ar fi hărți 2D, scene 3D, tablouri de bord, rapoarte sau vizualizări destinate publicului.</w:t>
             </w:r>
           </w:p>
         </w:tc>
@@ -11386,7 +11386,7 @@
           <w:color w:val="C2186F"/>
           <w:sz w:val="22"/>
         </w:rPr>
-        <w:t>Măsuri de protecție împotriva dependenței de furnizor</w:t>
+        <w:t>Garanții împotriva dependenței de furnizor</w:t>
       </w:r>
     </w:p>
     <w:p>
@@ -11494,7 +11494,7 @@
           <w:color w:val="003399"/>
           <w:sz w:val="21"/>
         </w:rPr>
-        <w:t>X.3  Fără costuri per utilizator / per interogare</w:t>
+        <w:t>X.3  Fără taxe pentru datele proprii</w:t>
       </w:r>
     </w:p>
     <w:p>
@@ -11507,7 +11507,7 @@
           <w:i w:val="0"/>
           <w:sz w:val="20"/>
         </w:rPr>
-        <w:t>Nu se percep tarife suplimentare pentru accesul autorității contractante la propriile sale date.</w:t>
+        <w:t>Autoritatea contractantă nu plătește niciun tarif pentru accesul la propriile date, nici per utilizator, nici per interogare.</w:t>
       </w:r>
     </w:p>
     <w:p>
@@ -11602,7 +11602,7 @@
           <w:color w:val="003399"/>
           <w:sz w:val="21"/>
         </w:rPr>
-        <w:t>X.6  Nominalizarea standardelor deschise</w:t>
+        <w:t>X.6  Standarde deschise numite</w:t>
       </w:r>
     </w:p>
     <w:p>
@@ -11615,7 +11615,7 @@
           <w:i w:val="0"/>
           <w:sz w:val="20"/>
         </w:rPr>
-        <w:t>Documentația de atribuire precizează standardele menționate; mențiunile de conformitate trebuie să indice interfața și versiunea exactă. Fiecare trimitere la un standard sau o specificație tehnică acceptă soluții echivalente; ofertantul are sarcina de a dovedi echivalența.</w:t>
+        <w:t>Documentația de atribuire indică standarde specifice; declarațiile de tip „compatibil cu” trebuie să menționeze interfața și versiunea exactă. Fiecare trimitere la un standard sau la o specificație tehnică acceptă o soluție echivalentă; ofertantul dovedește echivalența.</w:t>
       </w:r>
     </w:p>
     <w:p>
@@ -11683,7 +11683,7 @@
           <w:i w:val="0"/>
           <w:sz w:val="20"/>
         </w:rPr>
-        <w:t>Secțiuni selectate: MIM0, MIM1, MIM2, MIM6 și MIM7 (datele sunt afișate pe o hartă). Din MIM3 doar cerința 3.1 (datele privind calitatea aerului sunt date deschise și trebuie catalogate); MIM8 nu se aplică: nu este vorba de un geamăn digital.</w:t>
+        <w:t>Pagini bifate: MIM0, MIM1, MIM2, MIM6 și MIM7 (datele sunt afișate pe o hartă). Din MIM3 doar punctul 3.1 (datele privind calitatea aerului sunt publicate ca date deschise, deci își au locul într-un catalog); MIM8 nu se aplică: sistemul nu este un geamăn digital.</w:t>
       </w:r>
     </w:p>
     <w:p>
@@ -11955,7 +11955,7 @@
                 <w:i w:val="0"/>
                 <w:sz w:val="18"/>
               </w:rPr>
-              <w:t>Clauza de ieșire, Drepturile asupra datelor, Fără costuri per utilizator / per interogare, Stabilitatea și gestionarea versiunilor API; tabelul de conformitate completat ca anexă</w:t>
+              <w:t>Clauza de ieșire din contract, Drepturile asupra datelor, Fără taxe pentru datele proprii, Stabilitatea și gestionarea versiunilor API; tabelul de conformitate completat ca anexă</w:t>
             </w:r>
           </w:p>
         </w:tc>
@@ -12112,7 +12112,7 @@
           <w:i w:val="0"/>
           <w:sz w:val="19"/>
         </w:rPr>
-        <w:t>4.3.23 Ofertantul completează tabelul de conformitate (anexă la documentația de atribuire) și indică dovezile pentru fiecare cerință solicitată. Ofertantul demonstrează punctele 4.3.1 - 4.3.21 printr-un apel API în direct în etapa de evaluare a ofertelor; autoritatea contractantă le va testa din nou la recepție. Neîndeplinirea acestora constituie motiv de refuz al recepției.</w:t>
+        <w:t>4.3.23 Ofertantul completează tabelul de conformitate (anexă la documentația de atribuire) și furnizează dovezile pentru fiecare punct solicitat. În timpul evaluării ofertelor, ofertantul demonstrează punctele 4.3.1 - 4.3.21 (de exemplu printr-un apel API în direct); o ofertă care nu îndeplinește o cerință obligatorie este declarată neconformă. Autoritatea contractantă testează punctele din nou la recepție; o neîndeplinire la acel moment constituie motiv de refuz al recepției.</w:t>
       </w:r>
     </w:p>
     <w:p>
@@ -12221,7 +12221,7 @@
                 <w:color w:val="003399"/>
                 <w:sz w:val="17"/>
               </w:rPr>
-              <w:t>Mijloace de probă: modalitate și trimitere</w:t>
+              <w:t>Dovezi: cum și unde</w:t>
             </w:r>
           </w:p>
         </w:tc>
@@ -12377,7 +12377,7 @@
                 <w:i w:val="0"/>
                 <w:sz w:val="17"/>
               </w:rPr>
-              <w:t>funcționalitatea nu este suportată în prezent; planificată pentru versiunea viitoare</w:t>
+              <w:t>nu este încă suportat; planificat pentru versiunea următoare</w:t>
             </w:r>
           </w:p>
         </w:tc>
@@ -12486,7 +12486,7 @@
           <w:color w:val="5A5A6E"/>
           <w:sz w:val="18"/>
         </w:rPr>
-        <w:t>O promisiune privind dezvoltări viitoare se marchează cu N: comisia evaluează strict funcționalitățile pe care ofertantul le poate demonstra.</w:t>
+        <w:t>O promisiune privind o funcționalitate viitoare este considerată N: comisia verifică doar ceea ce ofertantul poate demonstra. Pentru un punct obligatoriu, N înseamnă că oferta nu satisface cerințele referitoare la obiectul contractului.</w:t>
       </w:r>
     </w:p>
     <w:p>
@@ -12684,7 +12684,7 @@
                 <w:color w:val="003399"/>
                 <w:sz w:val="17"/>
               </w:rPr>
-              <w:t>Mijloace de probă: modalitate și trimitere</w:t>
+              <w:t>Dovezi: cum și unde</w:t>
             </w:r>
           </w:p>
           <w:p>
@@ -13103,7 +13103,7 @@
                 <w:i w:val="0"/>
                 <w:sz w:val="17"/>
               </w:rPr>
-              <w:t>Erori HTTP standard, stocare temporară, limite rată</w:t>
+              <w:t>Erori HTTP standard, caching, rate limiting</w:t>
             </w:r>
           </w:p>
         </w:tc>
@@ -13717,7 +13717,7 @@
                 <w:i w:val="0"/>
                 <w:sz w:val="17"/>
               </w:rPr>
-              <w:t>Extensii ca profiluri, niciodată versiuni paralele</w:t>
+              <w:t>Extensii ca profiluri, niciodată fork-uri</w:t>
             </w:r>
           </w:p>
         </w:tc>
@@ -14135,7 +14135,7 @@
                 <w:color w:val="FFFFFF"/>
                 <w:sz w:val="17"/>
               </w:rPr>
-              <w:t>MIM6 · Sunt datele noastre în siguranță în tranzit și în utilizare?</w:t>
+              <w:t>MIM6 · Sunt datele noastre în siguranță?</w:t>
             </w:r>
           </w:p>
         </w:tc>
@@ -14863,7 +14863,7 @@
                 <w:i w:val="0"/>
                 <w:sz w:val="17"/>
               </w:rPr>
-              <w:t>Date și rezultate din geamăn accesibile prin API-uri</w:t>
+              <w:t>Date și rezultate ale geamănului prin API-uri</w:t>
             </w:r>
           </w:p>
         </w:tc>
@@ -15375,7 +15375,7 @@
                 <w:i w:val="0"/>
                 <w:sz w:val="17"/>
               </w:rPr>
-              <w:t>Fără costuri pentru accesul la datele proprii</w:t>
+              <w:t>Fără taxe pentru accesul la datele proprii</w:t>
             </w:r>
           </w:p>
         </w:tc>
@@ -15777,7 +15777,7 @@
           <w:i w:val="0"/>
           <w:sz w:val="20"/>
         </w:rPr>
-        <w:t>Date despre date: conținutul unui set de date, cine îl furnizează, frecvența actualizării și licența aplicabilă.</w:t>
+        <w:t>Date despre date: conținutul unui set de date, cine îl furnizează, gradul de actualitate și licența aplicabilă.</w:t>
       </w:r>
     </w:p>
     <w:p>
@@ -15843,7 +15843,7 @@
           <w:i w:val="0"/>
           <w:sz w:val="20"/>
         </w:rPr>
-        <w:t>O specificație tehnică accesibilă public, care poate fi implementată fără costuri de licențiere sau aprobări prealabile.</w:t>
+        <w:t>O regulă tehnică pe care oricine o poate citi și implementa gratuit și fără permisiune specială.</w:t>
       </w:r>
     </w:p>
     <w:p>
@@ -15931,7 +15931,7 @@
           <w:i w:val="0"/>
           <w:sz w:val="20"/>
         </w:rPr>
-        <w:t>Situația în care renunțarea la un furnizor implică costuri prohibitive — legate de date, formate sau penalități — făcând tranziția imposibilă.</w:t>
+        <w:t>O situație în care costul datelor, al formatelor sau al tarifelor face ca schimbarea furnizorului să fie practic imposibilă.</w:t>
       </w:r>
     </w:p>
     <w:p>
@@ -16059,7 +16059,7 @@
           <w:i w:val="0"/>
           <w:sz w:val="20"/>
         </w:rPr>
-        <w:t xml:space="preserve">  —  CITYxCITY Academy — cursuri create de orașe, dedicate personalului din administrația publică.</w:t>
+        <w:t xml:space="preserve">  —  CITYxCITY Academy — cursuri pentru personalul orașelor, create de orașe.</w:t>
       </w:r>
     </w:p>
     <w:p>
@@ -16094,7 +16094,7 @@
           <w:color w:val="C2186F"/>
           <w:sz w:val="18"/>
         </w:rPr>
-        <w:t>Realizat cu instrumente deschise. Poate fi reutilizat și adaptat liber de către orașul dumneavoastră.</w:t>
+        <w:t>Realizat cu instrumente deschise. Reutilizați și adaptați liber pentru orașul dumneavoastră.</w:t>
       </w:r>
     </w:p>
     <w:p>
@@ -16124,7 +16124,7 @@
           <w:color w:val="5A5A6E"/>
           <w:sz w:val="17"/>
         </w:rPr>
-        <w:t>v9.0.6 · 2026-09-18</w:t>
+        <w:t>v9.0.7 · 2026-09-19</w:t>
       </w:r>
     </w:p>
     <w:sectPr>
@@ -16152,7 +16152,7 @@
         <w:color w:val="5A5A6E"/>
         <w:sz w:val="16"/>
       </w:rPr>
-      <w:t xml:space="preserve">Listă de verificare pentru achiziții utilizând Mecanismele Minime de Interoperabilitate (MIM) · MIMs Plus 9.0 · v9.0.6 · 2026-09-18  ·  </w:t>
+      <w:t xml:space="preserve">Listă de verificare pentru achiziții pe baza Mecanismelor Minime de Interoperabilitate (MIM) · MIMs Plus 9.0 · v9.0.7 · 2026-09-19  ·  </w:t>
     </w:r>
     <w:fldSimple w:instr="PAGE"/>
   </w:p>
